--- a/Sem2/Data_structures_labs/Lab06/курсач.docx
+++ b/Sem2/Data_structures_labs/Lab06/курсач.docx
@@ -513,7 +513,27 @@
           <w:color w:val="000000"/>
         </w:rPr>
         <w:tab/>
-        <w:t xml:space="preserve">                    _________________ Астахов А.М.</w:t>
+      </w:r>
+      <w:r>
+        <w:rPr>
+          <w:rFonts w:ascii="TimesNewRomanPSMT" w:eastAsia="TimesNewRomanPSMT" w:hAnsi="TimesNewRomanPSMT" w:cs="TimesNewRomanPSMT"/>
+          <w:color w:val="000000"/>
+        </w:rPr>
+        <w:tab/>
+      </w:r>
+      <w:r>
+        <w:rPr>
+          <w:rFonts w:ascii="TimesNewRomanPSMT" w:eastAsia="TimesNewRomanPSMT" w:hAnsi="TimesNewRomanPSMT" w:cs="TimesNewRomanPSMT"/>
+          <w:color w:val="000000"/>
+        </w:rPr>
+        <w:tab/>
+      </w:r>
+      <w:r>
+        <w:rPr>
+          <w:rFonts w:ascii="TimesNewRomanPSMT" w:eastAsia="TimesNewRomanPSMT" w:hAnsi="TimesNewRomanPSMT" w:cs="TimesNewRomanPSMT"/>
+          <w:color w:val="000000"/>
+        </w:rPr>
+        <w:t>_________________ Астахов А.М.</w:t>
       </w:r>
     </w:p>
     <w:p>
@@ -1459,13 +1479,7 @@
         <w:rPr>
           <w:lang w:val="ru-RU"/>
         </w:rPr>
-        <w:t>СОРТИРОВКА, ПУЗЫРЬКОВАЯ СОРТИРОВКА, СОРТИРОВКА ВЫБОРОМ, СОРТИРОВКА ВСТАВКАМИ, СОРТИРОВКА ШЕЛЛА, БЫСТР</w:t>
-      </w:r>
-      <w:r>
-        <w:rPr>
-          <w:lang w:val="ru-RU"/>
-        </w:rPr>
-        <w:t xml:space="preserve">АЯ СОРТИРОВКА, </w:t>
+        <w:t xml:space="preserve">СОРТИРОВКА, ПУЗЫРЬКОВАЯ СОРТИРОВКА, СОРТИРОВКА ВЫБОРОМ, СОРТИРОВКА ВСТАВКАМИ, СОРТИРОВКА ШЕЛЛА, БЫСТРАЯ СОРТИРОВКА, </w:t>
       </w:r>
       <w:r>
         <w:t>DOXYGEN</w:t>
@@ -1513,13 +1527,7 @@
         <w:rPr>
           <w:lang w:val="ru-RU"/>
         </w:rPr>
-        <w:t>Цель работы — документиро</w:t>
-      </w:r>
-      <w:r>
-        <w:rPr>
-          <w:lang w:val="ru-RU"/>
-        </w:rPr>
-        <w:t xml:space="preserve">вать программный код с использованием подхода </w:t>
+        <w:t xml:space="preserve">Цель работы — документировать программный код с использованием подхода </w:t>
       </w:r>
       <w:r>
         <w:t>Doxygen</w:t>
@@ -1543,19 +1551,7 @@
         <w:rPr>
           <w:lang w:val="ru-RU"/>
         </w:rPr>
-        <w:t>В работе использована итоговая прог</w:t>
-      </w:r>
-      <w:r>
-        <w:rPr>
-          <w:lang w:val="ru-RU"/>
-        </w:rPr>
-        <w:t>рамма лабораторной работы № 6, в которой для каждого элемента матрицы сначала выполняется сортировка цифр числа по убыванию, а затем — сортировка элементов каждой строки по возрастанию. Для исследования приняты размеры матриц, определяемые индивидуальным в</w:t>
-      </w:r>
-      <w:r>
-        <w:rPr>
-          <w:lang w:val="ru-RU"/>
-        </w:rPr>
-        <w:t xml:space="preserve">ариантом 27. Для данного варианта используется десятичная логарифмическая шкала; в расчетах принято значение номера академической группы </w:t>
+        <w:t xml:space="preserve">В работе использована итоговая программа лабораторной работы № 6, в которой для каждого элемента матрицы сначала выполняется сортировка цифр числа по убыванию, а затем — сортировка элементов каждой строки по возрастанию. Для исследования приняты размеры матриц, определяемые индивидуальным вариантом 27. Для данного варианта используется десятичная логарифмическая шкала; в расчетах принято значение номера академической группы </w:t>
       </w:r>
       <w:r>
         <w:t>g</w:t>
@@ -1579,23 +1575,12 @@
         <w:rPr>
           <w:lang w:val="ru-RU"/>
         </w:rPr>
-        <w:t xml:space="preserve">В результате сформированы таблицы абсолютных и нормированных значений числа сравнений и </w:t>
-      </w:r>
-      <w:r>
-        <w:rPr>
-          <w:lang w:val="ru-RU"/>
-        </w:rPr>
-        <w:t xml:space="preserve">перестановок, построены графики зависимостей и сделан вывод о качественных характеристиках методов сортировки. По совокупности показателей наиболее эффективными на исследованных данных оказались быстрая сортировка и сортировка Шелла, тогда как пузырьковая </w:t>
-      </w:r>
-      <w:r>
-        <w:rPr>
-          <w:lang w:val="ru-RU"/>
-        </w:rPr>
-        <w:t>сортировка, сортировка выбором и сортировка вставками существенно уступают им при росте размера данных.</w:t>
-      </w:r>
-    </w:p>
-    <w:p>
-      <w:pPr>
+        <w:t>В результате сформированы таблицы абсолютных и нормированных значений числа сравнений и перестановок, построены графики зависимостей и сделан вывод о качественных характеристиках методов сортировки. По совокупности показателей наиболее эффективными на исследованных данных оказались быстрая сортировка и сортировка Шелла, тогда как пузырьковая сортировка, сортировка выбором и сортировка вставками существенно уступают им при росте размера данных.</w:t>
+      </w:r>
+    </w:p>
+    <w:p>
+      <w:pPr>
+        <w:spacing w:line="276" w:lineRule="auto"/>
         <w:rPr>
           <w:lang w:val="ru-RU"/>
         </w:rPr>
@@ -1641,13 +1626,7 @@
         <w:rPr>
           <w:lang w:val="ru-RU"/>
         </w:rPr>
-        <w:t>Расчетно-графическая работа выполняется на основе программы, разработанной в рамках лабораторной работы № 6 «Методы сортировки». Необходимо со</w:t>
-      </w:r>
-      <w:r>
-        <w:rPr>
-          <w:lang w:val="ru-RU"/>
-        </w:rPr>
-        <w:t xml:space="preserve">здать документацию программного кода средствами автоматизированного документирования </w:t>
+        <w:t xml:space="preserve">Расчетно-графическая работа выполняется на основе программы, разработанной в рамках лабораторной работы № 6 «Методы сортировки». Необходимо создать документацию программного кода средствами автоматизированного документирования </w:t>
       </w:r>
       <w:r>
         <w:t>Doxygen</w:t>
@@ -1680,19 +1659,7 @@
         <w:rPr>
           <w:lang w:val="ru-RU"/>
         </w:rPr>
-        <w:t>Дополнительно требуется провести исследование эффе</w:t>
-      </w:r>
-      <w:r>
-        <w:rPr>
-          <w:lang w:val="ru-RU"/>
-        </w:rPr>
-        <w:t xml:space="preserve">ктивности реализованных методов сортировки: выполнить сортировку массивов различных размеров согласно индивидуальному варианту, заполнить таблицу значений числа сравнений и перестановок, выполнить нормирование результатов, построить графики зависимостей и </w:t>
-      </w:r>
-      <w:r>
-        <w:rPr>
-          <w:lang w:val="ru-RU"/>
-        </w:rPr>
-        <w:t>сделать вывод о качественных характеристиках методов на разных объемах данных.</w:t>
+        <w:t>Дополнительно требуется провести исследование эффективности реализованных методов сортировки: выполнить сортировку массивов различных размеров согласно индивидуальному варианту, заполнить таблицу значений числа сравнений и перестановок, выполнить нормирование результатов, построить графики зависимостей и сделать вывод о качественных характеристиках методов на разных объемах данных.</w:t>
       </w:r>
     </w:p>
     <w:p>
@@ -1707,13 +1674,7 @@
         <w:rPr>
           <w:lang w:val="ru-RU"/>
         </w:rPr>
-        <w:t>В качестве исходной программы использован итоговый вариант лабораторной работы № 6, содержащий пять алгоритмов сортировки (пузырьковую, выбором, вставками, Шелла и быструю сорти</w:t>
-      </w:r>
-      <w:r>
-        <w:rPr>
-          <w:lang w:val="ru-RU"/>
-        </w:rPr>
-        <w:t>ровку), подсчет сравнений и перестановок, а также одинаковый конвейер обработки данных для всех методов.</w:t>
+        <w:t>В качестве исходной программы использован итоговый вариант лабораторной работы № 6, содержащий пять алгоритмов сортировки (пузырьковую, выбором, вставками, Шелла и быструю сортировку), подсчет сравнений и перестановок, а также одинаковый конвейер обработки данных для всех методов.</w:t>
       </w:r>
     </w:p>
     <w:p>
@@ -1772,13 +1733,7 @@
         <w:rPr>
           <w:lang w:val="ru-RU"/>
         </w:rPr>
-        <w:t xml:space="preserve">. В рабочей копии проекта </w:t>
-      </w:r>
-      <w:r>
-        <w:rPr>
-          <w:lang w:val="ru-RU"/>
-        </w:rPr>
-        <w:t xml:space="preserve">для каждой функции подготавливаются комментарии с описанием назначения, входных параметров и возвращаемого значения. Для автоматического построения графов вызовов и блок-схем используется </w:t>
+        <w:t xml:space="preserve">. В рабочей копии проекта для каждой функции подготавливаются комментарии с описанием назначения, входных параметров и возвращаемого значения. Для автоматического построения графов вызовов и блок-схем используется </w:t>
       </w:r>
       <w:r>
         <w:t>Graphviz</w:t>
@@ -1802,22 +1757,43 @@
         <w:rPr>
           <w:lang w:val="ru-RU"/>
         </w:rPr>
-        <w:t>При подготовке документации рекомендуется использовать сле</w:t>
+        <w:t xml:space="preserve">При подготовке документации рекомендуется использовать следующие ключевые параметры конфигурации </w:t>
+      </w:r>
+      <w:r>
+        <w:t>Doxygen</w:t>
       </w:r>
       <w:r>
         <w:rPr>
           <w:lang w:val="ru-RU"/>
         </w:rPr>
-        <w:t xml:space="preserve">дующие ключевые параметры конфигурации </w:t>
-      </w:r>
-      <w:r>
-        <w:t>Doxygen</w:t>
+        <w:t xml:space="preserve">: </w:t>
+      </w:r>
+      <w:r>
+        <w:t>EXTRACT</w:t>
       </w:r>
       <w:r>
         <w:rPr>
           <w:lang w:val="ru-RU"/>
         </w:rPr>
-        <w:t xml:space="preserve">: </w:t>
+        <w:t>_</w:t>
+      </w:r>
+      <w:r>
+        <w:t>ALL</w:t>
+      </w:r>
+      <w:r>
+        <w:rPr>
+          <w:lang w:val="ru-RU"/>
+        </w:rPr>
+        <w:t xml:space="preserve"> = </w:t>
+      </w:r>
+      <w:r>
+        <w:t>YES</w:t>
+      </w:r>
+      <w:r>
+        <w:rPr>
+          <w:lang w:val="ru-RU"/>
+        </w:rPr>
+        <w:t xml:space="preserve">, </w:t>
       </w:r>
       <w:r>
         <w:t>EXTRACT</w:t>
@@ -1829,7 +1805,7 @@
         <w:t>_</w:t>
       </w:r>
       <w:r>
-        <w:t>ALL</w:t>
+        <w:t>PRIVATE</w:t>
       </w:r>
       <w:r>
         <w:rPr>
@@ -1847,7 +1823,7 @@
         <w:t xml:space="preserve">, </w:t>
       </w:r>
       <w:r>
-        <w:t>EXTRACT</w:t>
+        <w:t>HAVE</w:t>
       </w:r>
       <w:r>
         <w:rPr>
@@ -1856,7 +1832,7 @@
         <w:t>_</w:t>
       </w:r>
       <w:r>
-        <w:t>PRIVATE</w:t>
+        <w:t>DOT</w:t>
       </w:r>
       <w:r>
         <w:rPr>
@@ -1874,7 +1850,7 @@
         <w:t xml:space="preserve">, </w:t>
       </w:r>
       <w:r>
-        <w:t>HAVE</w:t>
+        <w:t>CALL</w:t>
       </w:r>
       <w:r>
         <w:rPr>
@@ -1883,7 +1859,7 @@
         <w:t>_</w:t>
       </w:r>
       <w:r>
-        <w:t>DOT</w:t>
+        <w:t>GRAPH</w:t>
       </w:r>
       <w:r>
         <w:rPr>
@@ -1901,7 +1877,7 @@
         <w:t xml:space="preserve">, </w:t>
       </w:r>
       <w:r>
-        <w:t>CALL</w:t>
+        <w:t>CALLER</w:t>
       </w:r>
       <w:r>
         <w:rPr>
@@ -1928,7 +1904,7 @@
         <w:t xml:space="preserve">, </w:t>
       </w:r>
       <w:r>
-        <w:t>CALLER</w:t>
+        <w:t>SOURCE</w:t>
       </w:r>
       <w:r>
         <w:rPr>
@@ -1937,7 +1913,7 @@
         <w:t>_</w:t>
       </w:r>
       <w:r>
-        <w:t>GRAPH</w:t>
+        <w:t>BROWSER</w:t>
       </w:r>
       <w:r>
         <w:rPr>
@@ -1955,7 +1931,7 @@
         <w:t xml:space="preserve">, </w:t>
       </w:r>
       <w:r>
-        <w:t>SOURCE</w:t>
+        <w:t>INLINE</w:t>
       </w:r>
       <w:r>
         <w:rPr>
@@ -1964,7 +1940,7 @@
         <w:t>_</w:t>
       </w:r>
       <w:r>
-        <w:t>BROWSER</w:t>
+        <w:t>SOURCES</w:t>
       </w:r>
       <w:r>
         <w:rPr>
@@ -1979,40 +1955,7 @@
         <w:rPr>
           <w:lang w:val="ru-RU"/>
         </w:rPr>
-        <w:t xml:space="preserve">, </w:t>
-      </w:r>
-      <w:r>
-        <w:t>INLINE</w:t>
-      </w:r>
-      <w:r>
-        <w:rPr>
-          <w:lang w:val="ru-RU"/>
-        </w:rPr>
-        <w:t>_</w:t>
-      </w:r>
-      <w:r>
-        <w:t>SOURCES</w:t>
-      </w:r>
-      <w:r>
-        <w:rPr>
-          <w:lang w:val="ru-RU"/>
-        </w:rPr>
-        <w:t xml:space="preserve"> = </w:t>
-      </w:r>
-      <w:r>
-        <w:t>YES</w:t>
-      </w:r>
-      <w:r>
-        <w:rPr>
-          <w:lang w:val="ru-RU"/>
-        </w:rPr>
-        <w:t>. Такой набор позволяет получить структурированное описание функций, с</w:t>
-      </w:r>
-      <w:r>
-        <w:rPr>
-          <w:lang w:val="ru-RU"/>
-        </w:rPr>
-        <w:t>писок файлов, а также графы взаимосвязей между элементами программы.</w:t>
+        <w:t>. Такой набор позволяет получить структурированное описание функций, список файлов, а также графы взаимосвязей между элементами программы.</w:t>
       </w:r>
     </w:p>
     <w:p>
@@ -2027,13 +1970,7 @@
         <w:rPr>
           <w:lang w:val="ru-RU"/>
         </w:rPr>
-        <w:t>На рисунке 1 представлена обобщенная блок-схема исследуемой программы. Она отражает общий конвейер обработки данных и последовательность действий, одинаковую для всех реализованных методо</w:t>
-      </w:r>
-      <w:r>
-        <w:rPr>
-          <w:lang w:val="ru-RU"/>
-        </w:rPr>
-        <w:t>в сортировки.</w:t>
+        <w:t>На рисунке 1 представлена обобщенная блок-схема исследуемой программы. Она отражает общий конвейер обработки данных и последовательность действий, одинаковую для всех реализованных методов сортировки.</w:t>
       </w:r>
     </w:p>
     <w:p>
@@ -2046,9 +1983,9 @@
         </w:rPr>
         <w:lastRenderedPageBreak/>
         <w:drawing>
-          <wp:inline distT="0" distB="0" distL="0" distR="0" wp14:anchorId="4CE35703" wp14:editId="2F3283A8">
-            <wp:extent cx="4320000" cy="11427097"/>
-            <wp:effectExtent l="0" t="0" r="0" b="0"/>
+          <wp:inline distT="0" distB="0" distL="0" distR="0" wp14:anchorId="4CE35703" wp14:editId="249A5F78">
+            <wp:extent cx="2857685" cy="7559040"/>
+            <wp:effectExtent l="0" t="0" r="0" b="3810"/>
             <wp:docPr id="1" name="Picture 1"/>
             <wp:cNvGraphicFramePr>
               <a:graphicFrameLocks xmlns:a="http://schemas.openxmlformats.org/drawingml/2006/main" noChangeAspect="1"/>
@@ -2069,7 +2006,7 @@
                   <pic:spPr>
                     <a:xfrm>
                       <a:off x="0" y="0"/>
-                      <a:ext cx="4320000" cy="11427097"/>
+                      <a:ext cx="2873270" cy="7600265"/>
                     </a:xfrm>
                     <a:prstGeom prst="rect">
                       <a:avLst/>
@@ -2093,8 +2030,8 @@
       <w:r>
         <w:rPr>
           <w:sz w:val="22"/>
-        </w:rPr>
-        <w:lastRenderedPageBreak/>
+          <w:lang w:val="ru-RU"/>
+        </w:rPr>
         <w:t>Рис</w:t>
       </w:r>
       <w:r>
@@ -2118,19 +2055,6 @@
           <w:lang w:val="ru-RU"/>
         </w:rPr>
         <w:t>Подробное описание основных функций программы приведено в приложении А. Полный исходный код, использованный при исследовании, приведен в приложении Б.</w:t>
-      </w:r>
-    </w:p>
-    <w:p>
-      <w:pPr>
-        <w:rPr>
-          <w:lang w:val="ru-RU"/>
-        </w:rPr>
-      </w:pPr>
-      <w:r>
-        <w:rPr>
-          <w:lang w:val="ru-RU"/>
-        </w:rPr>
-        <w:br w:type="page"/>
       </w:r>
     </w:p>
     <w:p>
@@ -2164,13 +2088,70 @@
         <w:rPr>
           <w:lang w:val="ru-RU"/>
         </w:rPr>
-        <w:t xml:space="preserve">Согласно </w:t>
+        <w:t xml:space="preserve">Согласно индивидуальному варианту 27 размеры исследуемых массивов определяются по формуле </w:t>
+      </w:r>
+      <w:r>
+        <w:t>M</w:t>
       </w:r>
       <w:r>
         <w:rPr>
           <w:lang w:val="ru-RU"/>
         </w:rPr>
-        <w:t xml:space="preserve">индивидуальному варианту 27 размеры исследуемых массивов определяются по формуле </w:t>
+        <w:t>(</w:t>
+      </w:r>
+      <w:r>
+        <w:t>i</w:t>
+      </w:r>
+      <w:r>
+        <w:rPr>
+          <w:lang w:val="ru-RU"/>
+        </w:rPr>
+        <w:t xml:space="preserve">) = 5 · </w:t>
+      </w:r>
+      <w:r>
+        <w:t>i</w:t>
+      </w:r>
+      <w:r>
+        <w:rPr>
+          <w:lang w:val="ru-RU"/>
+        </w:rPr>
+        <w:t xml:space="preserve"> · </w:t>
+      </w:r>
+      <w:r>
+        <w:t>Number</w:t>
+      </w:r>
+      <w:r>
+        <w:rPr>
+          <w:lang w:val="ru-RU"/>
+        </w:rPr>
+        <w:t xml:space="preserve"> · </w:t>
+      </w:r>
+      <w:r>
+        <w:t>Gruppa</w:t>
+      </w:r>
+      <w:r>
+        <w:rPr>
+          <w:lang w:val="ru-RU"/>
+        </w:rPr>
+        <w:t xml:space="preserve">, где </w:t>
+      </w:r>
+      <w:r>
+        <w:t>Number</w:t>
+      </w:r>
+      <w:r>
+        <w:rPr>
+          <w:lang w:val="ru-RU"/>
+        </w:rPr>
+        <w:t xml:space="preserve"> = 27, а для расчетов в данной работе принято </w:t>
+      </w:r>
+      <w:r>
+        <w:t>Gruppa</w:t>
+      </w:r>
+      <w:r>
+        <w:rPr>
+          <w:lang w:val="ru-RU"/>
+        </w:rPr>
+        <w:t xml:space="preserve"> = 1. Тогда </w:t>
       </w:r>
       <w:r>
         <w:t>M</w:t>
@@ -2188,7 +2169,7 @@
         <w:rPr>
           <w:lang w:val="ru-RU"/>
         </w:rPr>
-        <w:t xml:space="preserve">) = 5 · </w:t>
+        <w:t xml:space="preserve">) = 135 · </w:t>
       </w:r>
       <w:r>
         <w:t>i</w:t>
@@ -2197,76 +2178,7 @@
         <w:rPr>
           <w:lang w:val="ru-RU"/>
         </w:rPr>
-        <w:t xml:space="preserve"> · </w:t>
-      </w:r>
-      <w:r>
-        <w:t>Number</w:t>
-      </w:r>
-      <w:r>
-        <w:rPr>
-          <w:lang w:val="ru-RU"/>
-        </w:rPr>
-        <w:t xml:space="preserve"> · </w:t>
-      </w:r>
-      <w:r>
-        <w:t>Gruppa</w:t>
-      </w:r>
-      <w:r>
-        <w:rPr>
-          <w:lang w:val="ru-RU"/>
-        </w:rPr>
-        <w:t xml:space="preserve">, где </w:t>
-      </w:r>
-      <w:r>
-        <w:t>Number</w:t>
-      </w:r>
-      <w:r>
-        <w:rPr>
-          <w:lang w:val="ru-RU"/>
-        </w:rPr>
-        <w:t xml:space="preserve"> = 27, а для расчетов в данной работе принято </w:t>
-      </w:r>
-      <w:r>
-        <w:t>Gruppa</w:t>
-      </w:r>
-      <w:r>
-        <w:rPr>
-          <w:lang w:val="ru-RU"/>
-        </w:rPr>
-        <w:t xml:space="preserve"> = 1. Тогда </w:t>
-      </w:r>
-      <w:r>
-        <w:t>M</w:t>
-      </w:r>
-      <w:r>
-        <w:rPr>
-          <w:lang w:val="ru-RU"/>
-        </w:rPr>
-        <w:t>(</w:t>
-      </w:r>
-      <w:r>
-        <w:t>i</w:t>
-      </w:r>
-      <w:r>
-        <w:rPr>
-          <w:lang w:val="ru-RU"/>
-        </w:rPr>
-        <w:t xml:space="preserve">) = 135 · </w:t>
-      </w:r>
-      <w:r>
-        <w:t>i</w:t>
-      </w:r>
-      <w:r>
-        <w:rPr>
-          <w:lang w:val="ru-RU"/>
-        </w:rPr>
-        <w:t>, а общее число элементов квадратной матрицы определяет</w:t>
-      </w:r>
-      <w:r>
-        <w:rPr>
-          <w:lang w:val="ru-RU"/>
-        </w:rPr>
-        <w:t xml:space="preserve">ся как </w:t>
+        <w:t xml:space="preserve">, а общее число элементов квадратной матрицы определяется как </w:t>
       </w:r>
       <w:r>
         <w:t>N</w:t>
@@ -2988,13 +2900,7 @@
         <w:rPr>
           <w:lang w:val="ru-RU"/>
         </w:rPr>
-        <w:t>Для каждого размера матрицы генерировался один и тот же исходный массив случайных целых чисел из диапазона [0; 9999], после чего для каждого метода сортировки создав</w:t>
-      </w:r>
-      <w:r>
-        <w:rPr>
-          <w:lang w:val="ru-RU"/>
-        </w:rPr>
-        <w:t>алась отдельная копия исходной матрицы. Далее выполнялись два этапа: сортировка цифр каждого числа по убыванию и сортировка элементов каждой строки по возрастанию. Такой подход полностью соответствует логике итоговой программы лабораторной работы № 6.</w:t>
+        <w:t>Для каждого размера матрицы генерировался один и тот же исходный массив случайных целых чисел из диапазона [0; 9999], после чего для каждого метода сортировки создавалась отдельная копия исходной матрицы. Далее выполнялись два этапа: сортировка цифр каждого числа по убыванию и сортировка элементов каждой строки по возрастанию. Такой подход полностью соответствует логике итоговой программы лабораторной работы № 6.</w:t>
       </w:r>
     </w:p>
     <w:p>
@@ -3009,13 +2915,16 @@
         <w:rPr>
           <w:lang w:val="ru-RU"/>
         </w:rPr>
-        <w:t>Норм</w:t>
+        <w:t xml:space="preserve">Нормирование результатов выполнено по формуле </w:t>
+      </w:r>
+      <w:r>
+        <w:t>x</w:t>
       </w:r>
       <w:r>
         <w:rPr>
           <w:lang w:val="ru-RU"/>
         </w:rPr>
-        <w:t xml:space="preserve">ирование результатов выполнено по формуле </w:t>
+        <w:t xml:space="preserve">_норм = </w:t>
       </w:r>
       <w:r>
         <w:t>x</w:t>
@@ -3024,7 +2933,7 @@
         <w:rPr>
           <w:lang w:val="ru-RU"/>
         </w:rPr>
-        <w:t xml:space="preserve">_норм = </w:t>
+        <w:t xml:space="preserve"> / </w:t>
       </w:r>
       <w:r>
         <w:t>x</w:t>
@@ -3033,25 +2942,25 @@
         <w:rPr>
           <w:lang w:val="ru-RU"/>
         </w:rPr>
-        <w:t xml:space="preserve"> / </w:t>
-      </w:r>
-      <w:r>
-        <w:t>x</w:t>
+        <w:t>_</w:t>
+      </w:r>
+      <w:r>
+        <w:t>max</w:t>
       </w:r>
       <w:r>
         <w:rPr>
           <w:lang w:val="ru-RU"/>
         </w:rPr>
-        <w:t>_</w:t>
-      </w:r>
-      <w:r>
-        <w:t>max</w:t>
+        <w:t xml:space="preserve"> отдельно для каждого метода и каждого показателя на множестве значений </w:t>
+      </w:r>
+      <w:r>
+        <w:t>N</w:t>
       </w:r>
       <w:r>
         <w:rPr>
           <w:lang w:val="ru-RU"/>
         </w:rPr>
-        <w:t xml:space="preserve"> отдельно для каждого метода и каждого показателя на множестве значений </w:t>
+        <w:t>1–</w:t>
       </w:r>
       <w:r>
         <w:t>N</w:t>
@@ -3060,22 +2969,7 @@
         <w:rPr>
           <w:lang w:val="ru-RU"/>
         </w:rPr>
-        <w:t>1–</w:t>
-      </w:r>
-      <w:r>
-        <w:t>N</w:t>
-      </w:r>
-      <w:r>
-        <w:rPr>
-          <w:lang w:val="ru-RU"/>
-        </w:rPr>
-        <w:t>7. Выбор именно такой схемы нормирования связан с тем, что в тексте задания явная формула нормирования не задана; поэтом</w:t>
-      </w:r>
-      <w:r>
-        <w:rPr>
-          <w:lang w:val="ru-RU"/>
-        </w:rPr>
-        <w:t>у использована универсальная безразмерная форма, позволяющая сопоставить темпы роста показателей для разных методов.</w:t>
+        <w:t>7. Выбор именно такой схемы нормирования связан с тем, что в тексте задания явная формула нормирования не задана; поэтому использована универсальная безразмерная форма, позволяющая сопоставить темпы роста показателей для разных методов.</w:t>
       </w:r>
     </w:p>
     <w:p>
@@ -3126,13 +3020,7 @@
         <w:rPr>
           <w:lang w:val="ru-RU"/>
         </w:rPr>
-        <w:t xml:space="preserve">В таблице 2 приведены абсолютные значения числа сравнений и </w:t>
-      </w:r>
-      <w:r>
-        <w:rPr>
-          <w:lang w:val="ru-RU"/>
-        </w:rPr>
-        <w:t>перестановок для всех исследованных методов сортировки.</w:t>
+        <w:t>В таблице 2 приведены абсолютные значения числа сравнений и перестановок для всех исследованных методов сортировки.</w:t>
       </w:r>
     </w:p>
     <w:tbl>
@@ -3365,7 +3253,13 @@
               <w:rPr>
                 <w:sz w:val="16"/>
               </w:rPr>
-              <w:t>сравнения</w:t>
+              <w:t>С</w:t>
+            </w:r>
+            <w:r>
+              <w:rPr>
+                <w:sz w:val="16"/>
+              </w:rPr>
+              <w:t>равнения</w:t>
             </w:r>
           </w:p>
         </w:tc>
@@ -3532,7 +3426,13 @@
               <w:rPr>
                 <w:sz w:val="16"/>
               </w:rPr>
-              <w:t>перестановки</w:t>
+              <w:t>П</w:t>
+            </w:r>
+            <w:r>
+              <w:rPr>
+                <w:sz w:val="16"/>
+              </w:rPr>
+              <w:t>ерестановки</w:t>
             </w:r>
           </w:p>
         </w:tc>
@@ -3699,7 +3599,13 @@
               <w:rPr>
                 <w:sz w:val="16"/>
               </w:rPr>
-              <w:t>сравнения</w:t>
+              <w:t>С</w:t>
+            </w:r>
+            <w:r>
+              <w:rPr>
+                <w:sz w:val="16"/>
+              </w:rPr>
+              <w:t>равнения</w:t>
             </w:r>
           </w:p>
         </w:tc>
@@ -3866,7 +3772,13 @@
               <w:rPr>
                 <w:sz w:val="16"/>
               </w:rPr>
-              <w:t>перестановки</w:t>
+              <w:t>П</w:t>
+            </w:r>
+            <w:r>
+              <w:rPr>
+                <w:sz w:val="16"/>
+              </w:rPr>
+              <w:t>ерестановки</w:t>
             </w:r>
           </w:p>
         </w:tc>
@@ -4033,7 +3945,13 @@
               <w:rPr>
                 <w:sz w:val="16"/>
               </w:rPr>
-              <w:t>сравнения</w:t>
+              <w:t>С</w:t>
+            </w:r>
+            <w:r>
+              <w:rPr>
+                <w:sz w:val="16"/>
+              </w:rPr>
+              <w:t>равнения</w:t>
             </w:r>
           </w:p>
         </w:tc>
@@ -4200,7 +4118,13 @@
               <w:rPr>
                 <w:sz w:val="16"/>
               </w:rPr>
-              <w:t>перестановки</w:t>
+              <w:t>П</w:t>
+            </w:r>
+            <w:r>
+              <w:rPr>
+                <w:sz w:val="16"/>
+              </w:rPr>
+              <w:t>ерестановки</w:t>
             </w:r>
           </w:p>
         </w:tc>
@@ -4367,7 +4291,13 @@
               <w:rPr>
                 <w:sz w:val="16"/>
               </w:rPr>
-              <w:t>сравнения</w:t>
+              <w:t>С</w:t>
+            </w:r>
+            <w:r>
+              <w:rPr>
+                <w:sz w:val="16"/>
+              </w:rPr>
+              <w:t>равнения</w:t>
             </w:r>
           </w:p>
         </w:tc>
@@ -4534,7 +4464,13 @@
               <w:rPr>
                 <w:sz w:val="16"/>
               </w:rPr>
-              <w:t>перестановки</w:t>
+              <w:t>П</w:t>
+            </w:r>
+            <w:r>
+              <w:rPr>
+                <w:sz w:val="16"/>
+              </w:rPr>
+              <w:t>ерестановки</w:t>
             </w:r>
           </w:p>
         </w:tc>
@@ -4701,7 +4637,13 @@
               <w:rPr>
                 <w:sz w:val="16"/>
               </w:rPr>
-              <w:t>сравнения</w:t>
+              <w:t>С</w:t>
+            </w:r>
+            <w:r>
+              <w:rPr>
+                <w:sz w:val="16"/>
+              </w:rPr>
+              <w:t>равнения</w:t>
             </w:r>
           </w:p>
         </w:tc>
@@ -4868,7 +4810,13 @@
               <w:rPr>
                 <w:sz w:val="16"/>
               </w:rPr>
-              <w:t>перестановки</w:t>
+              <w:t>П</w:t>
+            </w:r>
+            <w:r>
+              <w:rPr>
+                <w:sz w:val="16"/>
+              </w:rPr>
+              <w:t>ерестановки</w:t>
             </w:r>
           </w:p>
         </w:tc>
@@ -5013,14 +4961,7 @@
           <w:sz w:val="22"/>
           <w:lang w:val="ru-RU"/>
         </w:rPr>
-        <w:t xml:space="preserve">Таблица 2 — Число сравнений и перестановок для различных методов </w:t>
-      </w:r>
-      <w:r>
-        <w:rPr>
-          <w:sz w:val="22"/>
-          <w:lang w:val="ru-RU"/>
-        </w:rPr>
-        <w:t>сортировки</w:t>
+        <w:t>Таблица 2 — Число сравнений и перестановок для различных методов сортировки</w:t>
       </w:r>
     </w:p>
     <w:p>
@@ -5281,7 +5222,13 @@
               <w:rPr>
                 <w:sz w:val="16"/>
               </w:rPr>
-              <w:t>сравнения</w:t>
+              <w:t>С</w:t>
+            </w:r>
+            <w:r>
+              <w:rPr>
+                <w:sz w:val="16"/>
+              </w:rPr>
+              <w:t>равнения</w:t>
             </w:r>
           </w:p>
         </w:tc>
@@ -5448,7 +5395,13 @@
               <w:rPr>
                 <w:sz w:val="16"/>
               </w:rPr>
-              <w:t>перестановки</w:t>
+              <w:t>П</w:t>
+            </w:r>
+            <w:r>
+              <w:rPr>
+                <w:sz w:val="16"/>
+              </w:rPr>
+              <w:t>ерестановки</w:t>
             </w:r>
           </w:p>
         </w:tc>
@@ -5615,7 +5568,13 @@
               <w:rPr>
                 <w:sz w:val="16"/>
               </w:rPr>
-              <w:t>сравнения</w:t>
+              <w:t>С</w:t>
+            </w:r>
+            <w:r>
+              <w:rPr>
+                <w:sz w:val="16"/>
+              </w:rPr>
+              <w:t>равнения</w:t>
             </w:r>
           </w:p>
         </w:tc>
@@ -5782,7 +5741,13 @@
               <w:rPr>
                 <w:sz w:val="16"/>
               </w:rPr>
-              <w:t>перестановки</w:t>
+              <w:t>П</w:t>
+            </w:r>
+            <w:r>
+              <w:rPr>
+                <w:sz w:val="16"/>
+              </w:rPr>
+              <w:t>ерестановки</w:t>
             </w:r>
           </w:p>
         </w:tc>
@@ -5949,7 +5914,13 @@
               <w:rPr>
                 <w:sz w:val="16"/>
               </w:rPr>
-              <w:t>сравнения</w:t>
+              <w:t>С</w:t>
+            </w:r>
+            <w:r>
+              <w:rPr>
+                <w:sz w:val="16"/>
+              </w:rPr>
+              <w:t>равнения</w:t>
             </w:r>
           </w:p>
         </w:tc>
@@ -6116,7 +6087,13 @@
               <w:rPr>
                 <w:sz w:val="16"/>
               </w:rPr>
-              <w:t>перестановки</w:t>
+              <w:t>П</w:t>
+            </w:r>
+            <w:r>
+              <w:rPr>
+                <w:sz w:val="16"/>
+              </w:rPr>
+              <w:t>ерестановки</w:t>
             </w:r>
           </w:p>
         </w:tc>
@@ -6283,7 +6260,13 @@
               <w:rPr>
                 <w:sz w:val="16"/>
               </w:rPr>
-              <w:t>сравнения</w:t>
+              <w:t>С</w:t>
+            </w:r>
+            <w:r>
+              <w:rPr>
+                <w:sz w:val="16"/>
+              </w:rPr>
+              <w:t>равнения</w:t>
             </w:r>
           </w:p>
         </w:tc>
@@ -6450,7 +6433,13 @@
               <w:rPr>
                 <w:sz w:val="16"/>
               </w:rPr>
-              <w:t>перестановки</w:t>
+              <w:t>П</w:t>
+            </w:r>
+            <w:r>
+              <w:rPr>
+                <w:sz w:val="16"/>
+              </w:rPr>
+              <w:t>ерестановки</w:t>
             </w:r>
           </w:p>
         </w:tc>
@@ -6617,7 +6606,13 @@
               <w:rPr>
                 <w:sz w:val="16"/>
               </w:rPr>
-              <w:t>сравнения</w:t>
+              <w:t>С</w:t>
+            </w:r>
+            <w:r>
+              <w:rPr>
+                <w:sz w:val="16"/>
+              </w:rPr>
+              <w:t>равнения</w:t>
             </w:r>
           </w:p>
         </w:tc>
@@ -6784,7 +6779,13 @@
               <w:rPr>
                 <w:sz w:val="16"/>
               </w:rPr>
-              <w:t>перестановки</w:t>
+              <w:t>П</w:t>
+            </w:r>
+            <w:r>
+              <w:rPr>
+                <w:sz w:val="16"/>
+              </w:rPr>
+              <w:t>ерестановки</w:t>
             </w:r>
           </w:p>
         </w:tc>
@@ -6980,13 +6981,7 @@
         <w:rPr>
           <w:lang w:val="ru-RU"/>
         </w:rPr>
-        <w:t xml:space="preserve">На рисунках 2–7 представлены графики абсолютных и </w:t>
-      </w:r>
-      <w:r>
-        <w:rPr>
-          <w:lang w:val="ru-RU"/>
-        </w:rPr>
-        <w:t>нормированных зависимостей числа сравнений и перестановок от размера массива. Для логарифмических графиков по оси абсцисс использована десятичная шкала, соответствующая варианту 27.</w:t>
+        <w:t>На рисунках 2–7 представлены графики абсолютных и нормированных зависимостей числа сравнений и перестановок от размера массива. Для логарифмических графиков по оси абсцисс использована десятичная шкала, соответствующая варианту 27.</w:t>
       </w:r>
     </w:p>
     <w:p>
@@ -7109,14 +7104,7 @@
           <w:sz w:val="22"/>
           <w:lang w:val="ru-RU"/>
         </w:rPr>
-        <w:t>Рисунок 3 —</w:t>
-      </w:r>
-      <w:r>
-        <w:rPr>
-          <w:sz w:val="22"/>
-          <w:lang w:val="ru-RU"/>
-        </w:rPr>
-        <w:t xml:space="preserve"> Зависимость числа перестановок от размера массива</w:t>
+        <w:t>Рисунок 3 — Зависимость числа перестановок от размера массива</w:t>
       </w:r>
     </w:p>
     <w:p>
@@ -7253,14 +7241,7 @@
           <w:sz w:val="22"/>
           <w:lang w:val="ru-RU"/>
         </w:rPr>
-        <w:t xml:space="preserve">Рисунок 5 — Зависимость числа перестановок от размера массива (десятичная </w:t>
-      </w:r>
-      <w:r>
-        <w:rPr>
-          <w:sz w:val="22"/>
-          <w:lang w:val="ru-RU"/>
-        </w:rPr>
-        <w:t xml:space="preserve">логарифмическая шкала по оси </w:t>
+        <w:t xml:space="preserve">Рисунок 5 — Зависимость числа перестановок от размера массива (десятичная логарифмическая шкала по оси </w:t>
       </w:r>
       <w:r>
         <w:rPr>
@@ -7443,19 +7424,7 @@
         <w:rPr>
           <w:lang w:val="ru-RU"/>
         </w:rPr>
-        <w:t>В результате выполнения расчетно-графической работы была подготовлена документированная версия программы ла</w:t>
-      </w:r>
-      <w:r>
-        <w:rPr>
-          <w:lang w:val="ru-RU"/>
-        </w:rPr>
-        <w:t>бораторной работы № 6 и проведено исследование пяти методов сортировки на квадратных матрицах различных размеров. Эксперимент показал, что при увеличении размера данных пузырьковая сортировка, сортировка выбором и сортировка вставками демонстрируют наиболе</w:t>
-      </w:r>
-      <w:r>
-        <w:rPr>
-          <w:lang w:val="ru-RU"/>
-        </w:rPr>
-        <w:t>е быстрый рост числа сравнений и перестановок. Это связано с квадратичным характером сортировки каждой отдельной строки и, как следствие, с резким ростом трудоемкости всего конвейера обработки матрицы.</w:t>
+        <w:t>В результате выполнения расчетно-графической работы была подготовлена документированная версия программы лабораторной работы № 6 и проведено исследование пяти методов сортировки на квадратных матрицах различных размеров. Эксперимент показал, что при увеличении размера данных пузырьковая сортировка, сортировка выбором и сортировка вставками демонстрируют наиболее быстрый рост числа сравнений и перестановок. Это связано с квадратичным характером сортировки каждой отдельной строки и, как следствие, с резким ростом трудоемкости всего конвейера обработки матрицы.</w:t>
       </w:r>
     </w:p>
     <w:p>
@@ -7470,25 +7439,7 @@
         <w:rPr>
           <w:lang w:val="ru-RU"/>
         </w:rPr>
-        <w:t>Сортировка выбором дает практически те же значения сра</w:t>
-      </w:r>
-      <w:r>
-        <w:rPr>
-          <w:lang w:val="ru-RU"/>
-        </w:rPr>
-        <w:t>внений, что и пузырьковая сортировка, однако требует значительно меньше перестановок. Сортировка вставками по числу сравнений и перестановок занимает промежуточное положение между выбором и более эффективными методами. Среди исследованных методов наилучшие</w:t>
-      </w:r>
-      <w:r>
-        <w:rPr>
-          <w:lang w:val="ru-RU"/>
-        </w:rPr>
-        <w:t xml:space="preserve"> результаты показали быстрая сортировка и сортировка Шелла. Быстрая сортировка имеет наименьшее число сравнений и перестановок в большинстве опытов, а сортировка Шелла обеспечивает близкий уровень эффективности и также существенно превосходит простые квадр</w:t>
-      </w:r>
-      <w:r>
-        <w:rPr>
-          <w:lang w:val="ru-RU"/>
-        </w:rPr>
-        <w:t>атичные методы.</w:t>
+        <w:t>Сортировка выбором дает практически те же значения сравнений, что и пузырьковая сортировка, однако требует значительно меньше перестановок. Сортировка вставками по числу сравнений и перестановок занимает промежуточное положение между выбором и более эффективными методами. Среди исследованных методов наилучшие результаты показали быстрая сортировка и сортировка Шелла. Быстрая сортировка имеет наименьшее число сравнений и перестановок в большинстве опытов, а сортировка Шелла обеспечивает близкий уровень эффективности и также существенно превосходит простые квадратичные методы.</w:t>
       </w:r>
     </w:p>
     <w:p>
@@ -7503,13 +7454,7 @@
         <w:rPr>
           <w:lang w:val="ru-RU"/>
         </w:rPr>
-        <w:t>Следовательно, для практической обработки матриц большого размера целесообразно использовать быструю сортировку или сортировку Шелла. Пузырьковая сортировка, сортировка выбором и сортировка вставками удобны для учебных целей и анализа алгор</w:t>
-      </w:r>
-      <w:r>
-        <w:rPr>
-          <w:lang w:val="ru-RU"/>
-        </w:rPr>
-        <w:t>итмических свойств, однако при росте размера данных их применение становится значительно менее эффективным.</w:t>
+        <w:t>Следовательно, для практической обработки матриц большого размера целесообразно использовать быструю сортировку или сортировку Шелла. Пузырьковая сортировка, сортировка выбором и сортировка вставками удобны для учебных целей и анализа алгоритмических свойств, однако при росте размера данных их применение становится значительно менее эффективным.</w:t>
       </w:r>
     </w:p>
     <w:p>
@@ -7692,14 +7637,7 @@
                 <w:sz w:val="16"/>
                 <w:lang w:val="ru-RU"/>
               </w:rPr>
-              <w:t xml:space="preserve">Обмен двух элементов с </w:t>
-            </w:r>
-            <w:r>
-              <w:rPr>
-                <w:sz w:val="16"/>
-                <w:lang w:val="ru-RU"/>
-              </w:rPr>
-              <w:t>учетом числа перестановок.</w:t>
+              <w:t>Обмен двух элементов с учетом числа перестановок.</w:t>
             </w:r>
           </w:p>
         </w:tc>
@@ -7978,13 +7916,7 @@
               <w:rPr>
                 <w:sz w:val="16"/>
               </w:rPr>
-              <w:t xml:space="preserve">int* arr, int n, </w:t>
-            </w:r>
-            <w:r>
-              <w:rPr>
-                <w:sz w:val="16"/>
-              </w:rPr>
-              <w:t>bool ascending, Stats&amp; s</w:t>
+              <w:t>int* arr, int n, bool ascending, Stats&amp; s</w:t>
             </w:r>
           </w:p>
         </w:tc>
@@ -8121,14 +8053,7 @@
                 <w:sz w:val="16"/>
                 <w:lang w:val="ru-RU"/>
               </w:rPr>
-              <w:t xml:space="preserve">Запуск </w:t>
-            </w:r>
-            <w:r>
-              <w:rPr>
-                <w:sz w:val="16"/>
-                <w:lang w:val="ru-RU"/>
-              </w:rPr>
-              <w:t>быстрой сортировки для массива.</w:t>
+              <w:t>Запуск быстрой сортировки для массива.</w:t>
             </w:r>
           </w:p>
         </w:tc>
@@ -8300,13 +8225,7 @@
               <w:rPr>
                 <w:sz w:val="16"/>
               </w:rPr>
-              <w:t>Освобождение динамической памяти матр</w:t>
-            </w:r>
-            <w:r>
-              <w:rPr>
-                <w:sz w:val="16"/>
-              </w:rPr>
-              <w:t>ицы.</w:t>
+              <w:t>Освобождение динамической памяти матрицы.</w:t>
             </w:r>
           </w:p>
         </w:tc>
@@ -8426,14 +8345,7 @@
                 <w:sz w:val="16"/>
                 <w:lang w:val="ru-RU"/>
               </w:rPr>
-              <w:t xml:space="preserve">Запуск полного конвейера обработки матрицы </w:t>
-            </w:r>
-            <w:r>
-              <w:rPr>
-                <w:sz w:val="16"/>
-                <w:lang w:val="ru-RU"/>
-              </w:rPr>
-              <w:t>выбранным методом и возврат статистики.</w:t>
+              <w:t>Запуск полного конвейера обработки матрицы выбранным методом и возврат статистики.</w:t>
             </w:r>
           </w:p>
         </w:tc>
@@ -8609,13 +8521,7 @@
               <w:rPr>
                 <w:sz w:val="16"/>
               </w:rPr>
-              <w:t>Заполн</w:t>
-            </w:r>
-            <w:r>
-              <w:rPr>
-                <w:sz w:val="16"/>
-              </w:rPr>
-              <w:t>ение матрицы случайными числами.</w:t>
+              <w:t>Заполнение матрицы случайными числами.</w:t>
             </w:r>
           </w:p>
         </w:tc>
@@ -9087,14 +8993,7 @@
           <w:rFonts w:ascii="Courier New" w:eastAsia="Courier New" w:hAnsi="Courier New"/>
           <w:sz w:val="17"/>
         </w:rPr>
-        <w:t xml:space="preserve">static inline void SwapCount(int&amp; a, int&amp; b, </w:t>
-      </w:r>
-      <w:r>
-        <w:rPr>
-          <w:rFonts w:ascii="Courier New" w:eastAsia="Courier New" w:hAnsi="Courier New"/>
-          <w:sz w:val="17"/>
-        </w:rPr>
-        <w:t>Stats&amp; s) {</w:t>
+        <w:t>static inline void SwapCount(int&amp; a, int&amp; b, Stats&amp; s) {</w:t>
       </w:r>
     </w:p>
     <w:p>
@@ -9226,14 +9125,7 @@
           <w:rFonts w:ascii="Courier New" w:eastAsia="Courier New" w:hAnsi="Courier New"/>
           <w:sz w:val="17"/>
         </w:rPr>
-        <w:t>void InsertionSort(int</w:t>
-      </w:r>
-      <w:r>
-        <w:rPr>
-          <w:rFonts w:ascii="Courier New" w:eastAsia="Courier New" w:hAnsi="Courier New"/>
-          <w:sz w:val="17"/>
-        </w:rPr>
-        <w:t>* arr, int n, bool ascending, Stats&amp; s);</w:t>
+        <w:t>void InsertionSort(int* arr, int n, bool ascending, Stats&amp; s);</w:t>
       </w:r>
     </w:p>
     <w:p>
@@ -9306,14 +9198,7 @@
           <w:rFonts w:ascii="Courier New" w:eastAsia="Courier New" w:hAnsi="Courier New"/>
           <w:sz w:val="17"/>
         </w:rPr>
-        <w:t xml:space="preserve">static void </w:t>
-      </w:r>
-      <w:r>
-        <w:rPr>
-          <w:rFonts w:ascii="Courier New" w:eastAsia="Courier New" w:hAnsi="Courier New"/>
-          <w:sz w:val="17"/>
-        </w:rPr>
-        <w:t>QuickSortRec(int* arr, int left, int right, bool ascending, Stats&amp; s);</w:t>
+        <w:t>static void QuickSortRec(int* arr, int left, int right, bool ascending, Stats&amp; s);</w:t>
       </w:r>
     </w:p>
     <w:p>
@@ -9409,14 +9294,7 @@
           <w:rFonts w:ascii="Courier New" w:eastAsia="Courier New" w:hAnsi="Courier New"/>
           <w:sz w:val="17"/>
         </w:rPr>
-        <w:t>int DigitSortByMethod(int element, SortFn</w:t>
-      </w:r>
-      <w:r>
-        <w:rPr>
-          <w:rFonts w:ascii="Courier New" w:eastAsia="Courier New" w:hAnsi="Courier New"/>
-          <w:sz w:val="17"/>
-        </w:rPr>
-        <w:t xml:space="preserve"> sorter, Stats&amp; s);</w:t>
+        <w:t>int DigitSortByMethod(int element, SortFn sorter, Stats&amp; s);</w:t>
       </w:r>
     </w:p>
     <w:p>
@@ -9632,14 +9510,7 @@
           <w:rFonts w:ascii="Courier New" w:eastAsia="Courier New" w:hAnsi="Courier New"/>
           <w:sz w:val="17"/>
         </w:rPr>
-        <w:t xml:space="preserve">    for (int i = 0; i &lt; N; ++i) Arr[i] = n</w:t>
-      </w:r>
-      <w:r>
-        <w:rPr>
-          <w:rFonts w:ascii="Courier New" w:eastAsia="Courier New" w:hAnsi="Courier New"/>
-          <w:sz w:val="17"/>
-        </w:rPr>
-        <w:t>ew int[M];</w:t>
+        <w:t xml:space="preserve">    for (int i = 0; i &lt; N; ++i) Arr[i] = new int[M];</w:t>
       </w:r>
     </w:p>
     <w:p>
@@ -9723,14 +9594,7 @@
           <w:rFonts w:ascii="Courier New" w:eastAsia="Courier New" w:hAnsi="Courier New"/>
           <w:sz w:val="17"/>
         </w:rPr>
-        <w:t xml:space="preserve">    </w:t>
-      </w:r>
-      <w:r>
-        <w:rPr>
-          <w:rFonts w:ascii="Courier New" w:eastAsia="Courier New" w:hAnsi="Courier New"/>
-          <w:sz w:val="17"/>
-        </w:rPr>
-        <w:t>PrintMatrix(Arr, N, M);</w:t>
+        <w:t xml:space="preserve">    PrintMatrix(Arr, N, M);</w:t>
       </w:r>
     </w:p>
     <w:p>
@@ -9923,14 +9787,7 @@
           <w:rFonts w:ascii="Courier New" w:eastAsia="Courier New" w:hAnsi="Courier New"/>
           <w:sz w:val="17"/>
         </w:rPr>
-        <w:t xml:space="preserve">    // Selectio</w:t>
-      </w:r>
-      <w:r>
-        <w:rPr>
-          <w:rFonts w:ascii="Courier New" w:eastAsia="Courier New" w:hAnsi="Courier New"/>
-          <w:sz w:val="17"/>
-        </w:rPr>
-        <w:t>n</w:t>
+        <w:t xml:space="preserve">    // Selection</w:t>
       </w:r>
     </w:p>
     <w:p>
@@ -10038,14 +9895,7 @@
           <w:rFonts w:ascii="Courier New" w:eastAsia="Courier New" w:hAnsi="Courier New"/>
           <w:sz w:val="17"/>
         </w:rPr>
-        <w:t xml:space="preserve">        table.push_b</w:t>
-      </w:r>
-      <w:r>
-        <w:rPr>
-          <w:rFonts w:ascii="Courier New" w:eastAsia="Courier New" w:hAnsi="Courier New"/>
-          <w:sz w:val="17"/>
-        </w:rPr>
-        <w:t>ack({"Shell", st.cmp, st.swp}); // CHANGED</w:t>
+        <w:t xml:space="preserve">        table.push_back({"Shell", st.cmp, st.swp}); // CHANGED</w:t>
       </w:r>
     </w:p>
     <w:p>
@@ -10213,14 +10063,7 @@
           <w:rFonts w:ascii="Courier New" w:eastAsia="Courier New" w:hAnsi="Courier New"/>
           <w:sz w:val="17"/>
         </w:rPr>
-        <w:t xml:space="preserve">    for (const auto&amp; r</w:t>
-      </w:r>
-      <w:r>
-        <w:rPr>
-          <w:rFonts w:ascii="Courier New" w:eastAsia="Courier New" w:hAnsi="Courier New"/>
-          <w:sz w:val="17"/>
-        </w:rPr>
-        <w:t xml:space="preserve"> : table) {</w:t>
+        <w:t xml:space="preserve">    for (const auto&amp; r : table) {</w:t>
       </w:r>
     </w:p>
     <w:p>
@@ -10340,14 +10183,7 @@
           <w:rFonts w:ascii="Courier New" w:eastAsia="Courier New" w:hAnsi="Courier New"/>
           <w:sz w:val="17"/>
         </w:rPr>
-        <w:t>// ========================== Sorting Algori</w:t>
-      </w:r>
-      <w:r>
-        <w:rPr>
-          <w:rFonts w:ascii="Courier New" w:eastAsia="Courier New" w:hAnsi="Courier New"/>
-          <w:sz w:val="17"/>
-        </w:rPr>
-        <w:t>thms ==========================</w:t>
+        <w:t>// ========================== Sorting Algorithms ==========================</w:t>
       </w:r>
     </w:p>
     <w:p>
@@ -10419,8 +10255,17 @@
           <w:rFonts w:ascii="Courier New" w:eastAsia="Courier New" w:hAnsi="Courier New"/>
           <w:sz w:val="17"/>
         </w:rPr>
-        <w:t xml:space="preserve">            bool needSwap = ascending ? (arr</w:t>
-      </w:r>
+        <w:t xml:space="preserve">            bool needSwap = ascending ? (</w:t>
+      </w:r>
+      <w:proofErr w:type="gramStart"/>
+      <w:r>
+        <w:rPr>
+          <w:rFonts w:ascii="Courier New" w:eastAsia="Courier New" w:hAnsi="Courier New"/>
+          <w:sz w:val="17"/>
+        </w:rPr>
+        <w:t>arr</w:t>
+      </w:r>
+      <w:proofErr w:type="gramEnd"/>
       <w:r>
         <w:rPr>
           <w:rFonts w:ascii="Courier New" w:eastAsia="Courier New" w:hAnsi="Courier New"/>
@@ -10583,7 +10428,23 @@
           <w:rFonts w:ascii="Courier New" w:eastAsia="Courier New" w:hAnsi="Courier New"/>
           <w:sz w:val="17"/>
         </w:rPr>
-        <w:t xml:space="preserve">            bool needShift = ascending ? (arr[j] &gt; key) : (arr[j] &lt; key);</w:t>
+        <w:t xml:space="preserve">            bool needShift = ascending ? (</w:t>
+      </w:r>
+      <w:proofErr w:type="gramStart"/>
+      <w:r>
+        <w:rPr>
+          <w:rFonts w:ascii="Courier New" w:eastAsia="Courier New" w:hAnsi="Courier New"/>
+          <w:sz w:val="17"/>
+        </w:rPr>
+        <w:t>arr</w:t>
+      </w:r>
+      <w:proofErr w:type="gramEnd"/>
+      <w:r>
+        <w:rPr>
+          <w:rFonts w:ascii="Courier New" w:eastAsia="Courier New" w:hAnsi="Courier New"/>
+          <w:sz w:val="17"/>
+        </w:rPr>
+        <w:t>[j] &gt; key) : (arr[j] &lt; key);</w:t>
       </w:r>
     </w:p>
     <w:p>
@@ -10631,14 +10492,7 @@
           <w:rFonts w:ascii="Courier New" w:eastAsia="Courier New" w:hAnsi="Courier New"/>
           <w:sz w:val="17"/>
         </w:rPr>
-        <w:t xml:space="preserve">            --j</w:t>
-      </w:r>
-      <w:r>
-        <w:rPr>
-          <w:rFonts w:ascii="Courier New" w:eastAsia="Courier New" w:hAnsi="Courier New"/>
-          <w:sz w:val="17"/>
-        </w:rPr>
-        <w:t>;</w:t>
+        <w:t xml:space="preserve">            --j;</w:t>
       </w:r>
     </w:p>
     <w:p>
@@ -10806,7 +10660,23 @@
           <w:rFonts w:ascii="Courier New" w:eastAsia="Courier New" w:hAnsi="Courier New"/>
           <w:sz w:val="17"/>
         </w:rPr>
-        <w:t xml:space="preserve">            bool better = ascending ? (arr[j] &lt; arr[best]) : (arr[j] &gt; arr[best]);</w:t>
+        <w:t xml:space="preserve">            bool better = ascending ? (</w:t>
+      </w:r>
+      <w:proofErr w:type="gramStart"/>
+      <w:r>
+        <w:rPr>
+          <w:rFonts w:ascii="Courier New" w:eastAsia="Courier New" w:hAnsi="Courier New"/>
+          <w:sz w:val="17"/>
+        </w:rPr>
+        <w:t>arr</w:t>
+      </w:r>
+      <w:proofErr w:type="gramEnd"/>
+      <w:r>
+        <w:rPr>
+          <w:rFonts w:ascii="Courier New" w:eastAsia="Courier New" w:hAnsi="Courier New"/>
+          <w:sz w:val="17"/>
+        </w:rPr>
+        <w:t>[j] &lt; arr[best]) : (arr[j] &gt; arr[best]);</w:t>
       </w:r>
     </w:p>
     <w:p>
@@ -10938,14 +10808,7 @@
           <w:rFonts w:ascii="Courier New" w:eastAsia="Courier New" w:hAnsi="Courier New"/>
           <w:sz w:val="17"/>
         </w:rPr>
-        <w:t xml:space="preserve">            </w:t>
-      </w:r>
-      <w:r>
-        <w:rPr>
-          <w:rFonts w:ascii="Courier New" w:eastAsia="Courier New" w:hAnsi="Courier New"/>
-          <w:sz w:val="17"/>
-        </w:rPr>
-        <w:t>int j = i;</w:t>
+        <w:t xml:space="preserve">            int j = i;</w:t>
       </w:r>
     </w:p>
     <w:p>
@@ -10993,7 +10856,23 @@
           <w:rFonts w:ascii="Courier New" w:eastAsia="Courier New" w:hAnsi="Courier New"/>
           <w:sz w:val="17"/>
         </w:rPr>
-        <w:t xml:space="preserve">                bool needShift = ascending ? (arr[j - gap] &gt; temp) : (arr[j - gap] &lt; temp);</w:t>
+        <w:t xml:space="preserve">                bool needShift = ascending ? (</w:t>
+      </w:r>
+      <w:proofErr w:type="gramStart"/>
+      <w:r>
+        <w:rPr>
+          <w:rFonts w:ascii="Courier New" w:eastAsia="Courier New" w:hAnsi="Courier New"/>
+          <w:sz w:val="17"/>
+        </w:rPr>
+        <w:t>arr</w:t>
+      </w:r>
+      <w:proofErr w:type="gramEnd"/>
+      <w:r>
+        <w:rPr>
+          <w:rFonts w:ascii="Courier New" w:eastAsia="Courier New" w:hAnsi="Courier New"/>
+          <w:sz w:val="17"/>
+        </w:rPr>
+        <w:t>[j - gap] &gt; temp) : (arr[j - gap] &lt; temp);</w:t>
       </w:r>
     </w:p>
     <w:p>
@@ -11041,14 +10920,7 @@
           <w:rFonts w:ascii="Courier New" w:eastAsia="Courier New" w:hAnsi="Courier New"/>
           <w:sz w:val="17"/>
         </w:rPr>
-        <w:t xml:space="preserve">               </w:t>
-      </w:r>
-      <w:r>
-        <w:rPr>
-          <w:rFonts w:ascii="Courier New" w:eastAsia="Courier New" w:hAnsi="Courier New"/>
-          <w:sz w:val="17"/>
-        </w:rPr>
-        <w:t xml:space="preserve"> ++s.swp;</w:t>
+        <w:t xml:space="preserve">                ++s.swp;</w:t>
       </w:r>
     </w:p>
     <w:p>
@@ -11469,14 +11341,7 @@
           <w:rFonts w:ascii="Courier New" w:eastAsia="Courier New" w:hAnsi="Courier New"/>
           <w:sz w:val="17"/>
         </w:rPr>
-        <w:t>void QuickSort(int* arr, int n, bool ascending, St</w:t>
-      </w:r>
-      <w:r>
-        <w:rPr>
-          <w:rFonts w:ascii="Courier New" w:eastAsia="Courier New" w:hAnsi="Courier New"/>
-          <w:sz w:val="17"/>
-        </w:rPr>
-        <w:t>ats&amp; s) {</w:t>
+        <w:t>void QuickSort(int* arr, int n, bool ascending, Stats&amp; s) {</w:t>
       </w:r>
     </w:p>
     <w:p>
@@ -11693,14 +11558,7 @@
           <w:rFonts w:ascii="Courier New" w:eastAsia="Courier New" w:hAnsi="Courier New"/>
           <w:sz w:val="17"/>
         </w:rPr>
-        <w:t xml:space="preserve">    for (int i = count - 1; i &gt;=</w:t>
-      </w:r>
-      <w:r>
-        <w:rPr>
-          <w:rFonts w:ascii="Courier New" w:eastAsia="Courier New" w:hAnsi="Courier New"/>
-          <w:sz w:val="17"/>
-        </w:rPr>
-        <w:t xml:space="preserve"> 0; --i) {</w:t>
+        <w:t xml:space="preserve">    for (int i = count - 1; i &gt;= 0; --i) {</w:t>
       </w:r>
     </w:p>
     <w:p>
@@ -11856,14 +11714,7 @@
           <w:rFonts w:ascii="Courier New" w:eastAsia="Courier New" w:hAnsi="Courier New"/>
           <w:sz w:val="17"/>
         </w:rPr>
-        <w:t>Stat</w:t>
-      </w:r>
-      <w:r>
-        <w:rPr>
-          <w:rFonts w:ascii="Courier New" w:eastAsia="Courier New" w:hAnsi="Courier New"/>
-          <w:sz w:val="17"/>
-        </w:rPr>
-        <w:t>s RunAndPrint(int** original, int N, int M, const string&amp; name, SortFn sorter) {</w:t>
+        <w:t>Stats RunAndPrint(int** original, int N, int M, const string&amp; name, SortFn sorter) {</w:t>
       </w:r>
     </w:p>
     <w:p>
@@ -12043,14 +11894,7 @@
           <w:rFonts w:ascii="Courier New" w:eastAsia="Courier New" w:hAnsi="Courier New"/>
           <w:sz w:val="17"/>
         </w:rPr>
-        <w:t xml:space="preserve">    PrintMatrix(B</w:t>
-      </w:r>
-      <w:r>
-        <w:rPr>
-          <w:rFonts w:ascii="Courier New" w:eastAsia="Courier New" w:hAnsi="Courier New"/>
-          <w:sz w:val="17"/>
-        </w:rPr>
-        <w:t>, N, M);</w:t>
+        <w:t xml:space="preserve">    PrintMatrix(B, N, M);</w:t>
       </w:r>
     </w:p>
     <w:p>
@@ -12182,14 +12026,7 @@
           <w:rFonts w:ascii="Courier New" w:eastAsia="Courier New" w:hAnsi="Courier New"/>
           <w:sz w:val="17"/>
         </w:rPr>
-        <w:t xml:space="preserve">            cout &lt;&lt; A[</w:t>
-      </w:r>
-      <w:r>
-        <w:rPr>
-          <w:rFonts w:ascii="Courier New" w:eastAsia="Courier New" w:hAnsi="Courier New"/>
-          <w:sz w:val="17"/>
-        </w:rPr>
-        <w:t>i][j] &lt;&lt; "\t";</w:t>
+        <w:t xml:space="preserve">            cout &lt;&lt; A[i][j] &lt;&lt; "\t";</w:t>
       </w:r>
     </w:p>
     <w:p>
@@ -12430,14 +12267,7 @@
           <w:rFonts w:ascii="Courier New" w:eastAsia="Courier New" w:hAnsi="Courier New"/>
           <w:sz w:val="17"/>
         </w:rPr>
-        <w:t>// ========================== Matrix input methods =========================</w:t>
-      </w:r>
-      <w:r>
-        <w:rPr>
-          <w:rFonts w:ascii="Courier New" w:eastAsia="Courier New" w:hAnsi="Courier New"/>
-          <w:sz w:val="17"/>
-        </w:rPr>
-        <w:t>=</w:t>
+        <w:t>// ========================== Matrix input methods ==========================</w:t>
       </w:r>
     </w:p>
     <w:p>
@@ -12689,14 +12519,7 @@
           <w:rFonts w:ascii="Courier New" w:eastAsia="Courier New" w:hAnsi="Courier New"/>
           <w:sz w:val="17"/>
         </w:rPr>
-        <w:t xml:space="preserve">       </w:t>
-      </w:r>
-      <w:r>
-        <w:rPr>
-          <w:rFonts w:ascii="Courier New" w:eastAsia="Courier New" w:hAnsi="Courier New"/>
-          <w:sz w:val="17"/>
-        </w:rPr>
-        <w:t xml:space="preserve"> if (c != 'r' &amp;&amp; c != 'm') {</w:t>
+        <w:t xml:space="preserve">        if (c != 'r' &amp;&amp; c != 'm') {</w:t>
       </w:r>
     </w:p>
     <w:p>
@@ -12853,14 +12676,7 @@
           <w:rFonts w:ascii="Courier New" w:eastAsia="Courier New" w:hAnsi="Courier New"/>
           <w:sz w:val="17"/>
         </w:rPr>
-        <w:t xml:space="preserve">       </w:t>
-      </w:r>
-      <w:r>
-        <w:rPr>
-          <w:rFonts w:ascii="Courier New" w:eastAsia="Courier New" w:hAnsi="Courier New"/>
-          <w:sz w:val="17"/>
-        </w:rPr>
-        <w:t xml:space="preserve"> string line;</w:t>
+        <w:t xml:space="preserve">        string line;</w:t>
       </w:r>
     </w:p>
     <w:p>
@@ -13437,14 +13253,7 @@
           <w:rFonts w:ascii="Courier New" w:eastAsia="Courier New" w:hAnsi="Courier New"/>
           <w:sz w:val="17"/>
         </w:rPr>
-        <w:t>int ReadPositiveInt</w:t>
-      </w:r>
-      <w:r>
-        <w:rPr>
-          <w:rFonts w:ascii="Courier New" w:eastAsia="Courier New" w:hAnsi="Courier New"/>
-          <w:sz w:val="17"/>
-        </w:rPr>
-        <w:t>(const string&amp; prompt, int MaxValue) {</w:t>
+        <w:t>int ReadPositiveInt(const string&amp; prompt, int MaxValue) {</w:t>
       </w:r>
     </w:p>
     <w:p>
@@ -13576,14 +13385,7 @@
           <w:rFonts w:ascii="Courier New" w:eastAsia="Courier New" w:hAnsi="Courier New"/>
           <w:sz w:val="17"/>
         </w:rPr>
-        <w:t xml:space="preserve">        long long </w:t>
-      </w:r>
-      <w:r>
-        <w:rPr>
-          <w:rFonts w:ascii="Courier New" w:eastAsia="Courier New" w:hAnsi="Courier New"/>
-          <w:sz w:val="17"/>
-        </w:rPr>
-        <w:t>value;</w:t>
+        <w:t xml:space="preserve">        long long value;</w:t>
       </w:r>
     </w:p>
     <w:p>
@@ -14341,11 +14143,6 @@
     <w:lsdException w:name="Book Title" w:uiPriority="33" w:qFormat="1"/>
     <w:lsdException w:name="Bibliography" w:semiHidden="1" w:uiPriority="37" w:unhideWhenUsed="1"/>
     <w:lsdException w:name="TOC Heading" w:semiHidden="1" w:uiPriority="39" w:unhideWhenUsed="1" w:qFormat="1"/>
-    <w:lsdException w:name="Plain Table 5" w:semiHidden="1" w:unhideWhenUsed="1"/>
-    <w:lsdException w:name="Grid Table Light" w:semiHidden="1" w:unhideWhenUsed="1"/>
-    <w:lsdException w:name="Grid Table 1 Light" w:semiHidden="1" w:unhideWhenUsed="1"/>
-    <w:lsdException w:name="Grid Table 2" w:semiHidden="1" w:unhideWhenUsed="1"/>
-    <w:lsdException w:name="Grid Table 3" w:semiHidden="1" w:unhideWhenUsed="1"/>
     <w:lsdException w:name="Grid Table 4" w:uiPriority="49"/>
     <w:lsdException w:name="Grid Table 5 Dark" w:uiPriority="50"/>
     <w:lsdException w:name="Grid Table 6 Colorful" w:uiPriority="51"/>
